--- a/docs/files/f71_文雪_山东大学_比亚迪_计划专员-深圳（2027届）（计划-商用车）.docx
+++ b/docs/files/f71_文雪_山东大学_比亚迪_计划专员-深圳（2027届）（计划-商用车）.docx
@@ -4209,7 +4209,7 @@
                 <w:b w:val="0"/>
                 <w:sz w:val="21"/>
               </w:rPr>
-              <w:t>滚动决策：在 cesim 平台连续完成 9 回合经营决策，按订单与产能重新平衡生产、库存、营销与财务</w:t>
+              <w:t>滚动决策：在cesim平台连续完成9回合经营决策，按订单与产能重新平衡生产、库存、营销与财务</w:t>
             </w:r>
           </w:p>
           <w:p>
@@ -5963,7 +5963,7 @@
                 <w:b w:val="0"/>
                 <w:sz w:val="21"/>
               </w:rPr>
-              <w:t>库存监控：对每个 SKU 建库存周转率与库存预警指标，按周转快慢分层，标出要压库存与要补货的品</w:t>
+              <w:t>库存监控：对每个SKU建库存周转率与库存预警指标，按周转快慢分层，标出要压库存与要补货的品</w:t>
             </w:r>
           </w:p>
           <w:p>

--- a/docs/files/f71_文雪_山东大学_比亚迪_计划专员-深圳（2027届）（计划-商用车）.docx
+++ b/docs/files/f71_文雪_山东大学_比亚迪_计划专员-深圳（2027届）（计划-商用车）.docx
@@ -1874,16 +1874,6 @@
                       <w:bCs/>
                       <w:sz w:val="21"/>
                     </w:rPr>
-                    <w:t>管理科学与工程类</w:t>
-                  </w:r>
-                  <w:r>
-                    <w:rPr>
-                      <w:rFonts w:cs="Arial" w:hint="default"/>
-                      <w:b/>
-                      <w:bCs/>
-                      <w:sz w:val="21"/>
-                    </w:rPr>
-                    <w:t>—</w:t>
                   </w:r>
                   <w:r>
                     <w:rPr>
